--- a/SkillSync_Report_Revised.docx
+++ b/SkillSync_Report_Revised.docx
@@ -15173,6 +15173,16 @@
         <w:tabs>
           <w:tab w:val="left" w:pos="3080"/>
         </w:tabs>
+      </w:pPr>
+      <w:r>
+        <w:t>• trg_auto_discard_ineligible_applicant: A BEFORE INSERT trigger on the application table that compares the student's CGPA with the internship's minimum required CGPA cutoff (e.g., 9.0 CGPA). If the candidate is below the threshold, the trigger automatically marks the status as 'Rejected' and tags the applicant as auto-discarded.</w:t>
+      </w:r>
+    </w:p>
+    <w:p>
+      <w:pPr>
+        <w:tabs>
+          <w:tab w:val="left" w:pos="3080"/>
+        </w:tabs>
         <w:rPr>
           <w:b/>
           <w:bCs/>
@@ -17373,6 +17383,59 @@
                 <w:tab w:val="left" w:pos="3080"/>
               </w:tabs>
             </w:pPr>
+            <w:r>
+              <w:t>Pass</w:t>
+            </w:r>
+          </w:p>
+        </w:tc>
+      </w:tr>
+      <w:tr>
+        <w:trPr>
+          <w:tblCellSpacing w:w="15" w:type="dxa"/>
+        </w:trPr>
+        <w:tc>
+          <w:tcPr>
+            <w:tcW w:w="0" w:type="auto"/>
+            <w:vAlign w:val="center"/>
+            <w:hideMark/>
+          </w:tcPr>
+          <w:p>
+            <w:r>
+              <w:t>Verify automated CGPA cutoff screening &amp; auto-discard</w:t>
+            </w:r>
+          </w:p>
+        </w:tc>
+        <w:tc>
+          <w:tcPr>
+            <w:tcW w:w="0" w:type="auto"/>
+            <w:vAlign w:val="center"/>
+            <w:hideMark/>
+          </w:tcPr>
+          <w:p>
+            <w:r>
+              <w:t>When company defines a minimum CGPA (e.g. 9.0), applicants below 9.0 are automatically discarded from active applicants.</w:t>
+            </w:r>
+          </w:p>
+        </w:tc>
+        <w:tc>
+          <w:tcPr>
+            <w:tcW w:w="0" w:type="auto"/>
+            <w:vAlign w:val="center"/>
+            <w:hideMark/>
+          </w:tcPr>
+          <w:p>
+            <w:r>
+              <w:t>Validated via trg_auto_discard_ineligible_applicant and sp_auto_discard_by_cgpa: candidates below cutoff are marked Rejected and filtered from active pool.</w:t>
+            </w:r>
+          </w:p>
+        </w:tc>
+        <w:tc>
+          <w:tcPr>
+            <w:tcW w:w="0" w:type="auto"/>
+            <w:vAlign w:val="center"/>
+            <w:hideMark/>
+          </w:tcPr>
+          <w:p>
             <w:r>
               <w:t>Pass</w:t>
             </w:r>
